--- a/word_reports/LP_0307_위치_231_Salvatore Adamo_Vol.2.docx
+++ b/word_reports/LP_0307_위치_231_Salvatore Adamo_Vol.2.docx
@@ -4,7 +4,7 @@
   <w:body>
     <w:p>
       <w:pPr>
-        <w:spacing w:after="280"/>
+        <w:spacing w:after="80"/>
       </w:pPr>
       <w:r>
         <w:rPr w:rFonts="맑은 고딕">
@@ -13,94 +13,47 @@
           <w:color w:val="1E3A8A"/>
           <w:sz w:val="30"/>
         </w:rPr>
-        <w:t>[231] Salvatore Adamo - Vol.2</w:t>
+        <w:t>Salvatore Adamo (살바토레 아다모) - Vol.2</w:t>
       </w:r>
     </w:p>
     <w:p>
       <w:pPr>
-        <w:spacing w:after="320"/>
+        <w:spacing w:after="240"/>
       </w:pPr>
       <w:r>
         <w:rPr w:rFonts="맑은 고딕">
           <w:rFonts w:ascii="맑은 고딕" w:hAnsi="맑은 고딕" w:eastAsia="맑은 고딕"/>
           <w:b/>
-          <w:sz w:val="20"/>
+          <w:color w:val="4B5563"/>
+          <w:sz w:val="22"/>
         </w:rPr>
-        <w:t>■ 위치 : 231</w:t>
-        <w:br/>
-      </w:r>
-      <w:r>
-        <w:rPr w:rFonts="맑은 고딕">
-          <w:rFonts w:ascii="맑은 고딕" w:hAnsi="맑은 고딕" w:eastAsia="맑은 고딕"/>
-          <w:b/>
-          <w:sz w:val="20"/>
-        </w:rPr>
-        <w:t>■ 아티스트 : Salvatore Adamo</w:t>
-        <w:br/>
-      </w:r>
-      <w:r>
-        <w:rPr w:rFonts="맑은 고딕">
-          <w:rFonts w:ascii="맑은 고딕" w:hAnsi="맑은 고딕" w:eastAsia="맑은 고딕"/>
-          <w:b/>
-          <w:sz w:val="20"/>
-        </w:rPr>
-        <w:t>■ 앨범명 : Vol.2</w:t>
-        <w:br/>
-      </w:r>
-      <w:r>
-        <w:rPr w:rFonts="맑은 고딕">
-          <w:rFonts w:ascii="맑은 고딕" w:hAnsi="맑은 고딕" w:eastAsia="맑은 고딕"/>
-          <w:b w:val="0"/>
-          <w:sz w:val="20"/>
-        </w:rPr>
-        <w:t>■ 음반 레이블 : Pathé (EMI)</w:t>
-        <w:br/>
-      </w:r>
-      <w:r>
-        <w:rPr w:rFonts="맑은 고딕">
-          <w:rFonts w:ascii="맑은 고딕" w:hAnsi="맑은 고딕" w:eastAsia="맑은 고딕"/>
-          <w:b w:val="0"/>
-          <w:sz w:val="20"/>
-        </w:rPr>
-        <w:t>■ 발매년도 : 1965</w:t>
-        <w:br/>
-      </w:r>
-      <w:r>
-        <w:rPr w:rFonts="맑은 고딕">
-          <w:rFonts w:ascii="맑은 고딕" w:hAnsi="맑은 고딕" w:eastAsia="맑은 고딕"/>
-          <w:b w:val="0"/>
-          <w:sz w:val="20"/>
-        </w:rPr>
-        <w:t>■ 장르 : 샹송 (Chanson), 보컬 팝 (Vocal Pop)</w:t>
-        <w:br/>
-      </w:r>
-      <w:r>
-        <w:rPr w:rFonts="맑은 고딕">
-          <w:rFonts w:ascii="맑은 고딕" w:hAnsi="맑은 고딕" w:eastAsia="맑은 고딕"/>
-          <w:b w:val="0"/>
-          <w:sz w:val="20"/>
-        </w:rPr>
-        <w:t>■ 주요 수록곡 : 1. La Nuit (밤의 멜로디)</w:t>
-        <w:br/>
+        <w:t>위치 :  231</w:t>
       </w:r>
     </w:p>
     <w:p>
       <w:pPr>
-        <w:spacing w:after="160"/>
+        <w:spacing w:line="324" w:lineRule="auto" w:before="80" w:after="160"/>
       </w:pPr>
       <w:r>
         <w:rPr w:rFonts="맑은 고딕">
           <w:rFonts w:ascii="맑은 고딕" w:hAnsi="맑은 고딕" w:eastAsia="맑은 고딕"/>
           <w:b/>
           <w:color w:val="1F2937"/>
-          <w:sz w:val="24"/>
+          <w:sz w:val="22"/>
         </w:rPr>
-        <w:t>■ 음반 해설 및 감상 가이드</w:t>
+        <w:t xml:space="preserve">[음반 소개] </w:t>
+      </w:r>
+      <w:r>
+        <w:rPr w:rFonts="맑은 고딕">
+          <w:rFonts w:ascii="맑은 고딕" w:hAnsi="맑은 고딕" w:eastAsia="맑은 고딕"/>
+          <w:b w:val="0"/>
+          <w:sz w:val="21"/>
+        </w:rPr>
       </w:r>
     </w:p>
     <w:p>
       <w:pPr>
-        <w:spacing w:line="312" w:lineRule="auto" w:after="120"/>
+        <w:spacing w:line="324" w:lineRule="auto" w:after="120"/>
       </w:pPr>
       <w:r>
         <w:rPr w:rFonts="맑은 고딕">
@@ -108,51 +61,516 @@
           <w:b w:val="0"/>
           <w:sz w:val="21"/>
         </w:rPr>
-        <w:t>살바토레 아다모(Salvatore Adamo)는 1960년대 유럽 대중음악계를 매혹시킨 감성적 샹송의 거장입니다. 이탈리아 시칠리아에서 태어나 벨기에에서 자란 그는 이탈리아 특유의 뜨거운 열정과 프랑스 샹송의 시적이고 지적인 서정성을 완벽하게 결합해 내며 단숨에 세계적인 아티스트로 부상했습니다. 본 음반 《Vol. 2》는 세계적 명성을 확립해 가던 그의 청년기 음악적 정점이 담긴 명반으로, 아다모라는 독보적인 싱어송라이터가 지닌 낭만주의적 예술 세계를 단적으로 보여주는 작품입니다.</w:t>
+        <w:t>유럽 대륙의 낭만과 지중해의 깊은 우수를 동시에 품은 음유시인, 살바토레 아다모의 찬란한 전성기 숨결이 오롯이 새겨진 걸작입니다. 투박한 듯 섬세하게 떨리는 그의 독보적인 미성은 청자의 마음 밑바닥에 잠자고 있던 아련한 노스탤지어와 순수한 서정성을 일깨웁니다. 샹송과 칸초네의 경계를 허물며 1960년대 전 세계 음악팬들의 심장을 적셨던 이 음반은, 세월의 더께가 앉을수록 더욱 찬연한 빛을 발하는 팝/샹송 역사상의 귀중한 유산입니다.</w:t>
       </w:r>
     </w:p>
     <w:p>
       <w:pPr>
-        <w:spacing w:line="312" w:lineRule="auto" w:after="120"/>
+        <w:spacing w:line="324" w:lineRule="auto" w:before="200" w:after="80"/>
       </w:pPr>
+      <w:r>
+        <w:rPr w:rFonts="맑은 고딕">
+          <w:rFonts w:ascii="맑은 고딕" w:hAnsi="맑은 고딕" w:eastAsia="맑은 고딕"/>
+          <w:b/>
+          <w:color w:val="1E3A8A"/>
+          <w:sz w:val="24"/>
+        </w:rPr>
+        <w:t>1. 음반 데이터</w:t>
+      </w:r>
+    </w:p>
+    <w:p>
+      <w:pPr>
+        <w:spacing w:line="324" w:lineRule="auto" w:after="80"/>
+      </w:pPr>
+      <w:r>
+        <w:rPr w:rFonts="맑은 고딕">
+          <w:rFonts w:ascii="맑은 고딕" w:hAnsi="맑은 고딕" w:eastAsia="맑은 고딕"/>
+          <w:b w:val="0"/>
+          <w:color w:val="6B7280"/>
+          <w:sz w:val="21"/>
+        </w:rPr>
+        <w:t xml:space="preserve">· </w:t>
+      </w:r>
+      <w:r>
+        <w:rPr w:rFonts="맑은 고딕">
+          <w:rFonts w:ascii="맑은 고딕" w:hAnsi="맑은 고딕" w:eastAsia="맑은 고딕"/>
+          <w:b/>
+          <w:color w:val="1F2937"/>
+          <w:sz w:val="21"/>
+        </w:rPr>
+        <w:t xml:space="preserve">앨범명: </w:t>
+      </w:r>
       <w:r>
         <w:rPr w:rFonts="맑은 고딕">
           <w:rFonts w:ascii="맑은 고딕" w:hAnsi="맑은 고딕" w:eastAsia="맑은 고딕"/>
           <w:b w:val="0"/>
           <w:sz w:val="21"/>
         </w:rPr>
-        <w:t>이 앨범에서 단연 돋보이는 것은 아다모 특유의 떨리는 듯한 허스키 보컬과 풍성한 오케스트레이션의 조화입니다. 직접 곡을 쓰고 노랫말을 붙이는 아티스트답게, 그의 목소리에는 시적 운율과 깊은 서사가 넘쳐납니다. 고전적인 현악 세션과 당시의 세련된 팝 리듬이 아우러진 편곡은 청자에게 마치 한 편의 흑백 고전 영화나 시집을 감상하는 듯한 깊은 아날로그적 울림을 선사합니다.</w:t>
+        <w:t>Vol.2</w:t>
       </w:r>
     </w:p>
     <w:p>
       <w:pPr>
-        <w:spacing w:line="312" w:lineRule="auto" w:after="120"/>
+        <w:spacing w:line="324" w:lineRule="auto" w:after="80"/>
       </w:pPr>
+      <w:r>
+        <w:rPr w:rFonts="맑은 고딕">
+          <w:rFonts w:ascii="맑은 고딕" w:hAnsi="맑은 고딕" w:eastAsia="맑은 고딕"/>
+          <w:b w:val="0"/>
+          <w:color w:val="6B7280"/>
+          <w:sz w:val="21"/>
+        </w:rPr>
+        <w:t xml:space="preserve">· </w:t>
+      </w:r>
+      <w:r>
+        <w:rPr w:rFonts="맑은 고딕">
+          <w:rFonts w:ascii="맑은 고딕" w:hAnsi="맑은 고딕" w:eastAsia="맑은 고딕"/>
+          <w:b/>
+          <w:color w:val="1F2937"/>
+          <w:sz w:val="21"/>
+        </w:rPr>
+        <w:t xml:space="preserve">아티스트: </w:t>
+      </w:r>
       <w:r>
         <w:rPr w:rFonts="맑은 고딕">
           <w:rFonts w:ascii="맑은 고딕" w:hAnsi="맑은 고딕" w:eastAsia="맑은 고딕"/>
           <w:b w:val="0"/>
           <w:sz w:val="21"/>
         </w:rPr>
-        <w:t>주요 수록곡을 살펴보면, 한국에서도 '눈이 내리네'로 번안되어 시대를 초월한 사랑을 받은 명곡 〈Tombe la neige〉의 쓸쓸하면서도 아름다운 멜로디가 단번에 청자의 마음을 사로잡습니다. 또한 고독한 밤의 열정과 애수를 노래한 〈La Nuit〉, 다정한 고백의 말을 나비처럼 얹어낸 〈Mes mains sur tes épaules〉, 재치 넘치는 경쾌함이 돋보이는 〈Vous permettez, Monsieur?〉에 이르기까지, 음반을 채운 트랙들은 샹송 황금기 시절의 우아함과 기품을 가득 담고 있습니다.</w:t>
+        <w:t>Salvatore Adamo (살바토레 아다모)</w:t>
       </w:r>
     </w:p>
     <w:p>
       <w:pPr>
-        <w:spacing w:line="312" w:lineRule="auto" w:after="120"/>
+        <w:spacing w:line="324" w:lineRule="auto" w:after="80"/>
       </w:pPr>
+      <w:r>
+        <w:rPr w:rFonts="맑은 고딕">
+          <w:rFonts w:ascii="맑은 고딕" w:hAnsi="맑은 고딕" w:eastAsia="맑은 고딕"/>
+          <w:b w:val="0"/>
+          <w:color w:val="6B7280"/>
+          <w:sz w:val="21"/>
+        </w:rPr>
+        <w:t xml:space="preserve">· </w:t>
+      </w:r>
+      <w:r>
+        <w:rPr w:rFonts="맑은 고딕">
+          <w:rFonts w:ascii="맑은 고딕" w:hAnsi="맑은 고딕" w:eastAsia="맑은 고딕"/>
+          <w:b/>
+          <w:color w:val="1F2937"/>
+          <w:sz w:val="21"/>
+        </w:rPr>
+        <w:t xml:space="preserve">발매 정보: </w:t>
+      </w:r>
       <w:r>
         <w:rPr w:rFonts="맑은 고딕">
           <w:rFonts w:ascii="맑은 고딕" w:hAnsi="맑은 고딕" w:eastAsia="맑은 고딕"/>
           <w:b w:val="0"/>
           <w:sz w:val="21"/>
         </w:rPr>
-        <w:t>따뜻한 아날로그 LP 음색으로 감상하는 아다모의 《Vol. 2》는 1960년대 샹송이 지녔던 특유의 온기와 클래식한 매력을 가감 없이 전해줍니다. 시간이 흘러도 변치 않는 멜로디의 힘과 시적 감수성에 목말라 있는 LP 애호가들에게 이 음반은 지나간 시대의 순수한 낭만을 되살려주는 더없이 소중한 음악적 유산입니다.</w:t>
+        <w:t>1960년대 중후반, 전 유럽을 넘어 전 세계적인 연가(戀歌)의 열풍을 이끌던 아다모의 황금기 레퍼토리를 집대성하여 EMI/Odeon 등 유수의 레이블을 통해 품격 있게 기획·발매된 정규 명반입니다.</w:t>
+      </w:r>
+    </w:p>
+    <w:p>
+      <w:pPr>
+        <w:spacing w:line="324" w:lineRule="auto" w:after="80"/>
+      </w:pPr>
+      <w:r>
+        <w:rPr w:rFonts="맑은 고딕">
+          <w:rFonts w:ascii="맑은 고딕" w:hAnsi="맑은 고딕" w:eastAsia="맑은 고딕"/>
+          <w:b w:val="0"/>
+          <w:color w:val="6B7280"/>
+          <w:sz w:val="21"/>
+        </w:rPr>
+        <w:t xml:space="preserve">· </w:t>
+      </w:r>
+      <w:r>
+        <w:rPr w:rFonts="맑은 고딕">
+          <w:rFonts w:ascii="맑은 고딕" w:hAnsi="맑은 고딕" w:eastAsia="맑은 고딕"/>
+          <w:b/>
+          <w:color w:val="1F2937"/>
+          <w:sz w:val="21"/>
+        </w:rPr>
+        <w:t xml:space="preserve">LP 인기도(판매량): </w:t>
+      </w:r>
+      <w:r>
+        <w:rPr w:rFonts="맑은 고딕">
+          <w:rFonts w:ascii="맑은 고딕" w:hAnsi="맑은 고딕" w:eastAsia="맑은 고딕"/>
+          <w:b w:val="0"/>
+          <w:sz w:val="21"/>
+        </w:rPr>
+        <w:t>발매 당시 프랑스, 벨기에, 이탈리아는 물론 일본과 한국 등 아시아 전역에서 차트 정상을 휩쓸며 수백만 장 이상의 경이적인 판매고를 기록, 당대 최고의 글로벌 히트 앨범으로 자리매김했습니다.</w:t>
+      </w:r>
+    </w:p>
+    <w:p>
+      <w:pPr>
+        <w:spacing w:line="324" w:lineRule="auto" w:after="80"/>
+      </w:pPr>
+      <w:r>
+        <w:rPr w:rFonts="맑은 고딕">
+          <w:rFonts w:ascii="맑은 고딕" w:hAnsi="맑은 고딕" w:eastAsia="맑은 고딕"/>
+          <w:b w:val="0"/>
+          <w:color w:val="6B7280"/>
+          <w:sz w:val="21"/>
+        </w:rPr>
+        <w:t xml:space="preserve">· </w:t>
+      </w:r>
+      <w:r>
+        <w:rPr w:rFonts="맑은 고딕">
+          <w:rFonts w:ascii="맑은 고딕" w:hAnsi="맑은 고딕" w:eastAsia="맑은 고딕"/>
+          <w:b/>
+          <w:color w:val="1F2937"/>
+          <w:sz w:val="21"/>
+        </w:rPr>
+        <w:t xml:space="preserve">각종 수상경력: </w:t>
+      </w:r>
+      <w:r>
+        <w:rPr w:rFonts="맑은 고딕">
+          <w:rFonts w:ascii="맑은 고딕" w:hAnsi="맑은 고딕" w:eastAsia="맑은 고딕"/>
+          <w:b w:val="0"/>
+          <w:sz w:val="21"/>
+        </w:rPr>
+        <w:t>유럽 최고 권위의 에디슨 어워드(Edison Award) 수상 및 다수의 골드/플래티넘 디스크를 기록하였으며, 훗날 벨기에 왕실로부터 기사 작위를 수여받는 등 음악사적 공로를 국제적으로 공인받았습니다.</w:t>
+      </w:r>
+    </w:p>
+    <w:p>
+      <w:pPr>
+        <w:spacing w:line="324" w:lineRule="auto" w:before="200" w:after="80"/>
+      </w:pPr>
+      <w:r>
+        <w:rPr w:rFonts="맑은 고딕">
+          <w:rFonts w:ascii="맑은 고딕" w:hAnsi="맑은 고딕" w:eastAsia="맑은 고딕"/>
+          <w:b/>
+          <w:color w:val="1E3A8A"/>
+          <w:sz w:val="24"/>
+        </w:rPr>
+        <w:t>2. 아티스트 정보</w:t>
+      </w:r>
+    </w:p>
+    <w:p>
+      <w:pPr>
+        <w:spacing w:line="324" w:lineRule="auto" w:after="80"/>
+      </w:pPr>
+      <w:r>
+        <w:rPr w:rFonts="맑은 고딕">
+          <w:rFonts w:ascii="맑은 고딕" w:hAnsi="맑은 고딕" w:eastAsia="맑은 고딕"/>
+          <w:b w:val="0"/>
+          <w:color w:val="6B7280"/>
+          <w:sz w:val="21"/>
+        </w:rPr>
+        <w:t xml:space="preserve">· </w:t>
+      </w:r>
+      <w:r>
+        <w:rPr w:rFonts="맑은 고딕">
+          <w:rFonts w:ascii="맑은 고딕" w:hAnsi="맑은 고딕" w:eastAsia="맑은 고딕"/>
+          <w:b/>
+          <w:color w:val="1F2937"/>
+          <w:sz w:val="21"/>
+        </w:rPr>
+        <w:t xml:space="preserve">국적: </w:t>
+      </w:r>
+      <w:r>
+        <w:rPr w:rFonts="맑은 고딕">
+          <w:rFonts w:ascii="맑은 고딕" w:hAnsi="맑은 고딕" w:eastAsia="맑은 고딕"/>
+          <w:b w:val="0"/>
+          <w:sz w:val="21"/>
+        </w:rPr>
+        <w:t>이탈리아 / 벨기에</w:t>
+      </w:r>
+    </w:p>
+    <w:p>
+      <w:pPr>
+        <w:spacing w:line="324" w:lineRule="auto" w:after="80"/>
+      </w:pPr>
+      <w:r>
+        <w:rPr w:rFonts="맑은 고딕">
+          <w:rFonts w:ascii="맑은 고딕" w:hAnsi="맑은 고딕" w:eastAsia="맑은 고딕"/>
+          <w:b w:val="0"/>
+          <w:color w:val="6B7280"/>
+          <w:sz w:val="21"/>
+        </w:rPr>
+        <w:t xml:space="preserve">· </w:t>
+      </w:r>
+      <w:r>
+        <w:rPr w:rFonts="맑은 고딕">
+          <w:rFonts w:ascii="맑은 고딕" w:hAnsi="맑은 고딕" w:eastAsia="맑은 고딕"/>
+          <w:b/>
+          <w:color w:val="1F2937"/>
+          <w:sz w:val="21"/>
+        </w:rPr>
+        <w:t xml:space="preserve">생몰년도: </w:t>
+      </w:r>
+      <w:r>
+        <w:rPr w:rFonts="맑은 고딕">
+          <w:rFonts w:ascii="맑은 고딕" w:hAnsi="맑은 고딕" w:eastAsia="맑은 고딕"/>
+          <w:b w:val="0"/>
+          <w:sz w:val="21"/>
+        </w:rPr>
+        <w:t>1943년 11월 1일 ~ 현재</w:t>
+      </w:r>
+    </w:p>
+    <w:p>
+      <w:pPr>
+        <w:spacing w:line="324" w:lineRule="auto" w:after="80"/>
+      </w:pPr>
+      <w:r>
+        <w:rPr w:rFonts="맑은 고딕">
+          <w:rFonts w:ascii="맑은 고딕" w:hAnsi="맑은 고딕" w:eastAsia="맑은 고딕"/>
+          <w:b w:val="0"/>
+          <w:color w:val="6B7280"/>
+          <w:sz w:val="21"/>
+        </w:rPr>
+        <w:t xml:space="preserve">· </w:t>
+      </w:r>
+      <w:r>
+        <w:rPr w:rFonts="맑은 고딕">
+          <w:rFonts w:ascii="맑은 고딕" w:hAnsi="맑은 고딕" w:eastAsia="맑은 고딕"/>
+          <w:b/>
+          <w:color w:val="1F2937"/>
+          <w:sz w:val="21"/>
+        </w:rPr>
+        <w:t xml:space="preserve">그룹 소속: </w:t>
+      </w:r>
+      <w:r>
+        <w:rPr w:rFonts="맑은 고딕">
+          <w:rFonts w:ascii="맑은 고딕" w:hAnsi="맑은 고딕" w:eastAsia="맑은 고딕"/>
+          <w:b w:val="0"/>
+          <w:sz w:val="21"/>
+        </w:rPr>
+        <w:t>솔로</w:t>
+      </w:r>
+    </w:p>
+    <w:p>
+      <w:pPr>
+        <w:spacing w:line="324" w:lineRule="auto" w:after="80"/>
+      </w:pPr>
+      <w:r>
+        <w:rPr w:rFonts="맑은 고딕">
+          <w:rFonts w:ascii="맑은 고딕" w:hAnsi="맑은 고딕" w:eastAsia="맑은 고딕"/>
+          <w:b w:val="0"/>
+          <w:color w:val="6B7280"/>
+          <w:sz w:val="21"/>
+        </w:rPr>
+        <w:t xml:space="preserve">· </w:t>
+      </w:r>
+      <w:r>
+        <w:rPr w:rFonts="맑은 고딕">
+          <w:rFonts w:ascii="맑은 고딕" w:hAnsi="맑은 고딕" w:eastAsia="맑은 고딕"/>
+          <w:b/>
+          <w:color w:val="1F2937"/>
+          <w:sz w:val="21"/>
+        </w:rPr>
+        <w:t xml:space="preserve">아티스트 소개: </w:t>
+      </w:r>
+      <w:r>
+        <w:rPr w:rFonts="맑은 고딕">
+          <w:rFonts w:ascii="맑은 고딕" w:hAnsi="맑은 고딕" w:eastAsia="맑은 고딕"/>
+          <w:b w:val="0"/>
+          <w:sz w:val="21"/>
+        </w:rPr>
+        <w:t>시칠리아에서 태어나 벨기에의 광산촌에서 성장한 살바토레 아다모는 시대를 초월한 서정시와 멜로디를 직접 빚어낸 진정한 싱어송라이터입니다. 특유의 애수 어린 비브라토와 문학적인 가사로 샹송의 품격을 대중음악의 정점으로 끌어올리며 20세기 유럽 팝 씬을 대표하는 불멸의 거장으로 추앙받고 있습니다.</w:t>
+      </w:r>
+    </w:p>
+    <w:p>
+      <w:pPr>
+        <w:spacing w:line="324" w:lineRule="auto" w:before="200" w:after="80"/>
+      </w:pPr>
+      <w:r>
+        <w:rPr w:rFonts="맑은 고딕">
+          <w:rFonts w:ascii="맑은 고딕" w:hAnsi="맑은 고딕" w:eastAsia="맑은 고딕"/>
+          <w:b/>
+          <w:color w:val="1E3A8A"/>
+          <w:sz w:val="24"/>
+        </w:rPr>
+        <w:t>3. 음반 상세 분석</w:t>
+      </w:r>
+    </w:p>
+    <w:p>
+      <w:pPr>
+        <w:spacing w:line="324" w:lineRule="auto" w:after="80"/>
+      </w:pPr>
+      <w:r>
+        <w:rPr w:rFonts="맑은 고딕">
+          <w:rFonts w:ascii="맑은 고딕" w:hAnsi="맑은 고딕" w:eastAsia="맑은 고딕"/>
+          <w:b w:val="0"/>
+          <w:color w:val="6B7280"/>
+          <w:sz w:val="21"/>
+        </w:rPr>
+        <w:t xml:space="preserve">· </w:t>
+      </w:r>
+      <w:r>
+        <w:rPr w:rFonts="맑은 고딕">
+          <w:rFonts w:ascii="맑은 고딕" w:hAnsi="맑은 고딕" w:eastAsia="맑은 고딕"/>
+          <w:b/>
+          <w:color w:val="1F2937"/>
+          <w:sz w:val="21"/>
+        </w:rPr>
+        <w:t xml:space="preserve">역사적 위치: </w:t>
+      </w:r>
+      <w:r>
+        <w:rPr w:rFonts="맑은 고딕">
+          <w:rFonts w:ascii="맑은 고딕" w:hAnsi="맑은 고딕" w:eastAsia="맑은 고딕"/>
+          <w:b w:val="0"/>
+          <w:sz w:val="21"/>
+        </w:rPr>
+        <w:t>본 앨범은 샹송의 고전적 우아함과 현대적 팝 감수성이 가장 완벽한 균형을 이룬 모범작으로 평가받습니다. 아다모 특유의 자전적 서사와 극적인 오케스트레이션 배치가 절묘하게 직조되어, 단편적인 유행가를 넘어 반세기가 지난 오늘날에도 변함없는 예술적 완결성을 증명합니다.</w:t>
+      </w:r>
+    </w:p>
+    <w:p>
+      <w:pPr>
+        <w:spacing w:line="324" w:lineRule="auto" w:after="80"/>
+      </w:pPr>
+      <w:r>
+        <w:rPr w:rFonts="맑은 고딕">
+          <w:rFonts w:ascii="맑은 고딕" w:hAnsi="맑은 고딕" w:eastAsia="맑은 고딕"/>
+          <w:b w:val="0"/>
+          <w:color w:val="6B7280"/>
+          <w:sz w:val="21"/>
+        </w:rPr>
+        <w:t xml:space="preserve">· </w:t>
+      </w:r>
+      <w:r>
+        <w:rPr w:rFonts="맑은 고딕">
+          <w:rFonts w:ascii="맑은 고딕" w:hAnsi="맑은 고딕" w:eastAsia="맑은 고딕"/>
+          <w:b/>
+          <w:color w:val="1F2937"/>
+          <w:sz w:val="21"/>
+        </w:rPr>
+        <w:t xml:space="preserve">시대의 흔적(스토리텔링): </w:t>
+      </w:r>
+      <w:r>
+        <w:rPr w:rFonts="맑은 고딕">
+          <w:rFonts w:ascii="맑은 고딕" w:hAnsi="맑은 고딕" w:eastAsia="맑은 고딕"/>
+          <w:b w:val="0"/>
+          <w:sz w:val="21"/>
+        </w:rPr>
+        <w:t>1960~70년대 격변의 시대를 살아가던 청춘들에게 아다모의 목소리는 쓸쓸한 영혼을 어루만지는 유일한 도피처이자 따스한 모닥불이었습니다. 음악다방의 턴테이블 위에서 흘러나오던 그의 노래들은 국경을 넘어 낭만을 갈망하던 당시 젊은이들의 감성을 지배했던 순정의 표상이었습니다.</w:t>
+      </w:r>
+    </w:p>
+    <w:p>
+      <w:pPr>
+        <w:spacing w:line="324" w:lineRule="auto" w:before="200" w:after="80"/>
+      </w:pPr>
+      <w:r>
+        <w:rPr w:rFonts="맑은 고딕">
+          <w:rFonts w:ascii="맑은 고딕" w:hAnsi="맑은 고딕" w:eastAsia="맑은 고딕"/>
+          <w:b/>
+          <w:color w:val="1E3A8A"/>
+          <w:sz w:val="24"/>
+        </w:rPr>
+        <w:t>4. 주요 수록곡 및 감상 제언</w:t>
+      </w:r>
+    </w:p>
+    <w:p>
+      <w:pPr>
+        <w:spacing w:line="324" w:lineRule="auto" w:after="80"/>
+      </w:pPr>
+      <w:r>
+        <w:rPr w:rFonts="맑은 고딕">
+          <w:rFonts w:ascii="맑은 고딕" w:hAnsi="맑은 고딕" w:eastAsia="맑은 고딕"/>
+          <w:b w:val="0"/>
+          <w:color w:val="6B7280"/>
+          <w:sz w:val="21"/>
+        </w:rPr>
+        <w:t xml:space="preserve">· </w:t>
+      </w:r>
+      <w:r>
+        <w:rPr w:rFonts="맑은 고딕">
+          <w:rFonts w:ascii="맑은 고딕" w:hAnsi="맑은 고딕" w:eastAsia="맑은 고딕"/>
+          <w:b/>
+          <w:color w:val="1F2937"/>
+          <w:sz w:val="21"/>
+        </w:rPr>
+        <w:t xml:space="preserve">주요 수록곡 특징: </w:t>
+      </w:r>
+      <w:r>
+        <w:rPr w:rFonts="맑은 고딕">
+          <w:rFonts w:ascii="맑은 고딕" w:hAnsi="맑은 고딕" w:eastAsia="맑은 고딕"/>
+          <w:b w:val="0"/>
+          <w:sz w:val="21"/>
+        </w:rPr>
+        <w:t>겨울날의 스산함과 이별의 비탄을 시리도록 아름답게 묘사한 ‘Tombe la neige(눈이 내리네)’의 애절함은 물론, 풋풋한 연정의 아픔을 노래한 ‘Sans toi ma mie’와 웅장한 평화의 염원을 담은 ‘Inch'Allah’ 등 슬픔과 희망을 넘나드는 곡들이 유려한 선율미로 빼곡히 채워져 있습니다.</w:t>
+      </w:r>
+    </w:p>
+    <w:p>
+      <w:pPr>
+        <w:spacing w:line="324" w:lineRule="auto" w:after="80"/>
+      </w:pPr>
+      <w:r>
+        <w:rPr w:rFonts="맑은 고딕">
+          <w:rFonts w:ascii="맑은 고딕" w:hAnsi="맑은 고딕" w:eastAsia="맑은 고딕"/>
+          <w:b w:val="0"/>
+          <w:color w:val="6B7280"/>
+          <w:sz w:val="21"/>
+        </w:rPr>
+        <w:t xml:space="preserve">· </w:t>
+      </w:r>
+      <w:r>
+        <w:rPr w:rFonts="맑은 고딕">
+          <w:rFonts w:ascii="맑은 고딕" w:hAnsi="맑은 고딕" w:eastAsia="맑은 고딕"/>
+          <w:b/>
+          <w:color w:val="1F2937"/>
+          <w:sz w:val="21"/>
+        </w:rPr>
+        <w:t xml:space="preserve">빈티지 감상 제언: </w:t>
+      </w:r>
+      <w:r>
+        <w:rPr w:rFonts="맑은 고딕">
+          <w:rFonts w:ascii="맑은 고딕" w:hAnsi="맑은 고딕" w:eastAsia="맑은 고딕"/>
+          <w:b w:val="0"/>
+          <w:sz w:val="21"/>
+        </w:rPr>
+        <w:t>카트리지의 바늘이 소리골을 타고 흐르는 순간, 진공관 앰프 특유의 두툼하고 따뜻한 배음 속에서 아다모의 떨리는 보컬이 바로 눈앞에서 노래하듯 생생하게 피어납니다. 현악 오케스트라의 풍성한 질감과 거친 듯 매혹적인 호흡을 만끽하기 위해, 늦은 밤 불을 낮추고 아날로그 턴테이블의 깊은 울림에 온전히 귀를 기울이기를 권합니다.</w:t>
+      </w:r>
+    </w:p>
+    <w:p>
+      <w:pPr>
+        <w:spacing w:line="324" w:lineRule="auto" w:after="80"/>
+      </w:pPr>
+      <w:r>
+        <w:rPr w:rFonts="맑은 고딕">
+          <w:rFonts w:ascii="맑은 고딕" w:hAnsi="맑은 고딕" w:eastAsia="맑은 고딕"/>
+          <w:b w:val="0"/>
+          <w:color w:val="6B7280"/>
+          <w:sz w:val="21"/>
+        </w:rPr>
+        <w:t xml:space="preserve">· </w:t>
+      </w:r>
+      <w:r>
+        <w:rPr w:rFonts="맑은 고딕">
+          <w:rFonts w:ascii="맑은 고딕" w:hAnsi="맑은 고딕" w:eastAsia="맑은 고딕"/>
+          <w:b/>
+          <w:color w:val="1F2937"/>
+          <w:sz w:val="21"/>
+        </w:rPr>
+        <w:t xml:space="preserve">소장 가치: </w:t>
+      </w:r>
+      <w:r>
+        <w:rPr w:rFonts="맑은 고딕">
+          <w:rFonts w:ascii="맑은 고딕" w:hAnsi="맑은 고딕" w:eastAsia="맑은 고딕"/>
+          <w:b w:val="0"/>
+          <w:sz w:val="21"/>
+        </w:rPr>
+        <w:t>아날로그 시대의 온기와 낭만주의 샹송의 정수를 오리지널 바이닐의 결로 만날 수 있는 필수 수집반입니다. 디지털 음원으로는 결코 재현할 수 없는 묵직한 시대적 정취와 감수성을 간직하고 있어, 진정한 LP 컬렉터라면 반드시 랙의 중심에 꽂아두어야 할 명반입니다.</w:t>
+      </w:r>
+    </w:p>
+    <w:p>
+      <w:pPr>
+        <w:spacing w:line="324" w:lineRule="auto" w:after="120" w:before="160"/>
+      </w:pPr>
+      <w:r>
+        <w:rPr w:rFonts="맑은 고딕">
+          <w:rFonts w:ascii="맑은 고딕" w:hAnsi="맑은 고딕" w:eastAsia="맑은 고딕"/>
+          <w:b/>
+          <w:color w:val="4338CA"/>
+          <w:sz w:val="21"/>
+        </w:rPr>
+        <w:t>이 음반을 통해 찬 바람 부는 날 창가에서 살바토레 아다모의 애수 어린 목소리가 전해주는 감동을 다시 한번 경험해 보시는 것은 어떨까요?</w:t>
       </w:r>
     </w:p>
     <w:sectPr>
       <w:pgSz w:w="12240" w:h="15840"/>
-      <w:pgMar w:top="1440" w:right="1440" w:bottom="1440" w:left="1440" w:header="720" w:footer="720" w:gutter="0"/>
+      <w:pgMar w:top="1152" w:right="1296" w:bottom="1152" w:left="1296" w:header="720" w:footer="720" w:gutter="0"/>
       <w:cols w:space="720"/>
       <w:docGrid w:linePitch="360"/>
     </w:sectPr>

--- a/word_reports/LP_0307_위치_231_Salvatore Adamo_Vol.2.docx
+++ b/word_reports/LP_0307_위치_231_Salvatore Adamo_Vol.2.docx
@@ -32,7 +32,7 @@
     </w:p>
     <w:p>
       <w:pPr>
-        <w:spacing w:line="324" w:lineRule="auto" w:before="80" w:after="160"/>
+        <w:spacing w:line="324" w:lineRule="auto" w:before="80" w:after="120"/>
       </w:pPr>
       <w:r>
         <w:rPr w:rFonts="맑은 고딕">
@@ -42,13 +42,6 @@
           <w:sz w:val="22"/>
         </w:rPr>
         <w:t xml:space="preserve">[음반 소개] </w:t>
-      </w:r>
-      <w:r>
-        <w:rPr w:rFonts="맑은 고딕">
-          <w:rFonts w:ascii="맑은 고딕" w:hAnsi="맑은 고딕" w:eastAsia="맑은 고딕"/>
-          <w:b w:val="0"/>
-          <w:sz w:val="21"/>
-        </w:rPr>
       </w:r>
     </w:p>
     <w:p>
@@ -61,7 +54,33 @@
           <w:b w:val="0"/>
           <w:sz w:val="21"/>
         </w:rPr>
-        <w:t>유럽 대륙의 낭만과 지중해의 깊은 우수를 동시에 품은 음유시인, 살바토레 아다모의 찬란한 전성기 숨결이 오롯이 새겨진 걸작입니다. 투박한 듯 섬세하게 떨리는 그의 독보적인 미성은 청자의 마음 밑바닥에 잠자고 있던 아련한 노스탤지어와 순수한 서정성을 일깨웁니다. 샹송과 칸초네의 경계를 허물며 1960년대 전 세계 음악팬들의 심장을 적셨던 이 음반은, 세월의 더께가 앉을수록 더욱 찬연한 빛을 발하는 팝/샹송 역사상의 귀중한 유산입니다.</w:t>
+        <w:t>1960년대 유럽 대중음악계는 록앤롤의 거센 파고 속에서도 샹송과 칸초네의 낭만적 유산을 숭고하게 계승한 한 젊은 음유시인의 등장을 목도했습니다. 이탈리아 시칠리아에서 태어나 벨기에의 탄광촌에서 유년기를 보낸 살바토레 아다모(Salvatore Adamo)는 지중해 특유의 뜨거운 서정성과 프랑코-벨기에 문화권의 지적인 시정을 동시에 품은 독보적인 아티스트였습니다. 본 작 [Vol.2]는 그가 유럽을 넘어 아시아, 특히 한국과 일본 등 전 세계 음악 애호가들의 심금을 울리며 독보적인 샹소니에로 자리매김하던 전성기 시절의 찬란한 음악적 궤적을 오롯이 집대성한 명반입니다.</w:t>
+      </w:r>
+    </w:p>
+    <w:p>
+      <w:pPr>
+        <w:spacing w:line="324" w:lineRule="auto" w:after="120"/>
+      </w:pPr>
+      <w:r>
+        <w:rPr w:rFonts="맑은 고딕">
+          <w:rFonts w:ascii="맑은 고딕" w:hAnsi="맑은 고딕" w:eastAsia="맑은 고딕"/>
+          <w:b w:val="0"/>
+          <w:sz w:val="21"/>
+        </w:rPr>
+        <w:t>이 음반은 아다모가 구축한 독창적인 음악 미학의 진수를 유감없이 보여줍니다. 그는 화려한 기교에 기대기보다는 읊조리듯 다가오는 특유의 허스키하면서도 애절한 음색으로 삶의 환희와 비탄, 청춘의 덧없는 사랑과 낭만을 노래합니다. 현악 오케스트레이션과 어쿠스틱 기타가 빚어내는 고아한 선율 위로 흐르는 그의 보컬은 마치 한 편의 흑백 예술영화를 감상하는 듯한 깊은 시각적 잔상을 남기며, 당시 기계화·산업화로 메말라가던 대중의 영혼을 따스하게 어루만졌습니다.</w:t>
+      </w:r>
+    </w:p>
+    <w:p>
+      <w:pPr>
+        <w:spacing w:line="324" w:lineRule="auto" w:after="120"/>
+      </w:pPr>
+      <w:r>
+        <w:rPr w:rFonts="맑은 고딕">
+          <w:rFonts w:ascii="맑은 고딕" w:hAnsi="맑은 고딕" w:eastAsia="맑은 고딕"/>
+          <w:b w:val="0"/>
+          <w:sz w:val="21"/>
+        </w:rPr>
+        <w:t>음악사적으로 본 작은 유럽식 전통 가요가 지닌 시적 언어의 아름다움과 대중적 팝 멜로디의 완벽한 조화를 성취한 기념비적 성과물로 평가받습니다. 사랑의 상실을 비극으로만 치부하지 않고 아련한 미학으로 승화해 낸 아다모의 예술적 철학은 반세기가 훌쩍 지난 오늘날에도 여전히 그 향기를 잃지 않고 있습니다. 흑구(黑溝)의 소리골을 타고 흐르는 그의 진솔한 떨림은 디지털 음원이 결코 흉내 낼 수 없는 아날로그 고유의 짙은 노스탤지어를 선사합니다.</w:t>
       </w:r>
     </w:p>
     <w:p>
@@ -168,7 +187,7 @@
           <w:b w:val="0"/>
           <w:sz w:val="21"/>
         </w:rPr>
-        <w:t>1960년대 중후반, 전 유럽을 넘어 전 세계적인 연가(戀歌)의 열풍을 이끌던 아다모의 황금기 레퍼토리를 집대성하여 EMI/Odeon 등 유수의 레이블을 통해 품격 있게 기획·발매된 정규 명반입니다.</w:t>
+        <w:t>아다모의 전성기였던 1960년대 중·후반 유럽 및 아시아 시장을 위해 EMI/Odeon 계열 레이블을 통해 기획·발매된 대표 정규/베스트 선집으로, 그의 원숙한 가창과 오케스트레이션의 정점을 담아낸 역사적 명반입니다.</w:t>
       </w:r>
     </w:p>
     <w:p>
@@ -199,7 +218,7 @@
           <w:b w:val="0"/>
           <w:sz w:val="21"/>
         </w:rPr>
-        <w:t>발매 당시 프랑스, 벨기에, 이탈리아는 물론 일본과 한국 등 아시아 전역에서 차트 정상을 휩쓸며 수백만 장 이상의 경이적인 판매고를 기록, 당대 최고의 글로벌 히트 앨범으로 자리매김했습니다.</w:t>
+        <w:t>발매 직후 프랑스, 벨기에, 이탈리아를 비롯한 유럽 전역의 차트 상위권을 석권하였으며, 전 세계적으로 수백만 장 이상의 누적 판매고를 기록하며 아다모를 명실상부한 월드 스타의 반열에 올려놓았습니다.</w:t>
       </w:r>
     </w:p>
     <w:p>
@@ -230,7 +249,7 @@
           <w:b w:val="0"/>
           <w:sz w:val="21"/>
         </w:rPr>
-        <w:t>유럽 최고 권위의 에디슨 어워드(Edison Award) 수상 및 다수의 골드/플래티넘 디스크를 기록하였으며, 훗날 벨기에 왕실로부터 기사 작위를 수여받는 등 음악사적 공로를 국제적으로 공인받았습니다.</w:t>
+        <w:t>프랑스 에디손(Edison) 어워드 수상, 벨기에 왕실로부터 음악적 공로를 인정받아 명예 작위를 수여받는 등 유럽 클래시컬 팝 및 샹송계의 최고 권위를 인정받았습니다.</w:t>
       </w:r>
     </w:p>
     <w:p>
@@ -275,7 +294,7 @@
           <w:b w:val="0"/>
           <w:sz w:val="21"/>
         </w:rPr>
-        <w:t>이탈리아 / 벨기에</w:t>
+        <w:t>벨기에 (이탈리아 출생)</w:t>
       </w:r>
     </w:p>
     <w:p>
@@ -368,7 +387,7 @@
           <w:b w:val="0"/>
           <w:sz w:val="21"/>
         </w:rPr>
-        <w:t>시칠리아에서 태어나 벨기에의 광산촌에서 성장한 살바토레 아다모는 시대를 초월한 서정시와 멜로디를 직접 빚어낸 진정한 싱어송라이터입니다. 특유의 애수 어린 비브라토와 문학적인 가사로 샹송의 품격을 대중음악의 정점으로 끌어올리며 20세기 유럽 팝 씬을 대표하는 불멸의 거장으로 추앙받고 있습니다.</w:t>
+        <w:t>살바토레 아다모는 시칠리아의 뜨거운 영혼과 불어권 샹송의 우아한 문학성을 결합하여 20세기 음유시인의 전형을 확립한 위대한 싱어송라이터입니다. 특유의 애수 젖은 미성과 문학적 통찰이 깃든 노랫말로 전 세계 1억 장 이상의 음반 판매고를 기록하며 팝 역사에 불멸의 족적을 남겼습니다.</w:t>
       </w:r>
     </w:p>
     <w:p>
@@ -413,7 +432,7 @@
           <w:b w:val="0"/>
           <w:sz w:val="21"/>
         </w:rPr>
-        <w:t>본 앨범은 샹송의 고전적 우아함과 현대적 팝 감수성이 가장 완벽한 균형을 이룬 모범작으로 평가받습니다. 아다모 특유의 자전적 서사와 극적인 오케스트레이션 배치가 절묘하게 직조되어, 단편적인 유행가를 넘어 반세기가 지난 오늘날에도 변함없는 예술적 완결성을 증명합니다.</w:t>
+        <w:t>록 음악의 거센 물결 속에서도 정통 샹송과 오케스트럴 팝의 품격을 지켜내며 성인 취향의 고급 팝(Adult Contemporary) 시장을 개척한 걸작입니다. 클래식 음악적 편곡과 대중가요의 서정성을 절묘하게 융합한 음반사적 교본으로 꼽힙니다.</w:t>
       </w:r>
     </w:p>
     <w:p>
@@ -444,7 +463,7 @@
           <w:b w:val="0"/>
           <w:sz w:val="21"/>
         </w:rPr>
-        <w:t>1960~70년대 격변의 시대를 살아가던 청춘들에게 아다모의 목소리는 쓸쓸한 영혼을 어루만지는 유일한 도피처이자 따스한 모닥불이었습니다. 음악다방의 턴테이블 위에서 흘러나오던 그의 노래들은 국경을 넘어 낭만을 갈망하던 당시 젊은이들의 감성을 지배했던 순정의 표상이었습니다.</w:t>
+        <w:t>전후 복구와 급격한 현대화의 소용돌이 속에서 고독과 공허를 마주했던 1960~70년대 청춘들에게 본 앨범은 더없는 위로였습니다. 국내에서도 음악다방과 라디오 전파를 타며 당대 문청(文靑)들과 낭만주의자들의 가슴속에 깊은 서정의 깃발을 꽂았던 시대의 초상입니다.</w:t>
       </w:r>
     </w:p>
     <w:p>
@@ -489,7 +508,7 @@
           <w:b w:val="0"/>
           <w:sz w:val="21"/>
         </w:rPr>
-        <w:t>겨울날의 스산함과 이별의 비탄을 시리도록 아름답게 묘사한 ‘Tombe la neige(눈이 내리네)’의 애절함은 물론, 풋풋한 연정의 아픔을 노래한 ‘Sans toi ma mie’와 웅장한 평화의 염원을 담은 ‘Inch'Allah’ 등 슬픔과 희망을 넘나드는 곡들이 유려한 선율미로 빼곡히 채워져 있습니다.</w:t>
+        <w:t>한국인이 가장 사랑하는 불멸의 겨울 연가 'Tombe la neige(눈이 내리네)'의 시린 서정미와 'Sans toi ma mie(내 사랑 어여쁜 그대여)'의 비장미 넘치는 멜로디, 그리고 인간애를 노래한 장엄한 명곡 'Inch'Allah' 등 아다모 특유의 감미롭고도 처연한 샹송의 정수를 만끽할 수 있습니다.</w:t>
       </w:r>
     </w:p>
     <w:p>
@@ -520,7 +539,7 @@
           <w:b w:val="0"/>
           <w:sz w:val="21"/>
         </w:rPr>
-        <w:t>카트리지의 바늘이 소리골을 타고 흐르는 순간, 진공관 앰프 특유의 두툼하고 따뜻한 배음 속에서 아다모의 떨리는 보컬이 바로 눈앞에서 노래하듯 생생하게 피어납니다. 현악 오케스트라의 풍성한 질감과 거친 듯 매혹적인 호흡을 만끽하기 위해, 늦은 밤 불을 낮추고 아날로그 턴테이블의 깊은 울림에 온전히 귀를 기울이기를 권합니다.</w:t>
+        <w:t>진공관 앰프 특유의 두툼하고 따스한 배음과 아날로그 턴테이블의 바늘 끝을 통해 전해지는 보컬의 질감이 일품입니다. 어쿠스틱 악기들의 자연스러운 잔향과 아다모의 목소리에 깃든 미세한 떨림에 귀를 기울일 때 이 음반의 진정한 매력이 온전히 발현됩니다.</w:t>
       </w:r>
     </w:p>
     <w:p>
@@ -551,7 +570,7 @@
           <w:b w:val="0"/>
           <w:sz w:val="21"/>
         </w:rPr>
-        <w:t>아날로그 시대의 온기와 낭만주의 샹송의 정수를 오리지널 바이닐의 결로 만날 수 있는 필수 수집반입니다. 디지털 음원으로는 결코 재현할 수 없는 묵직한 시대적 정취와 감수성을 간직하고 있어, 진정한 LP 컬렉터라면 반드시 랙의 중심에 꽂아두어야 할 명반입니다.</w:t>
+        <w:t>샹송과 올드 팝의 황금기를 상징하는 아날로그적 온기가 고스란히 봉인된 음반으로, 우아한 재킷 아트워크와 더불어 오디오파일 및 바이닐 컬렉터라면 결코 놓칠 수 없는 영원한 마스터피스입니다.</w:t>
       </w:r>
     </w:p>
     <w:p>
@@ -565,7 +584,7 @@
           <w:color w:val="4338CA"/>
           <w:sz w:val="21"/>
         </w:rPr>
-        <w:t>이 음반을 통해 찬 바람 부는 날 창가에서 살바토레 아다모의 애수 어린 목소리가 전해주는 감동을 다시 한번 경험해 보시는 것은 어떨까요?</w:t>
+        <w:t>이 음반을 통해 아날로그 소리골 깊은 곳에서 피어나는 애절한 음유시인의 목소리가 전해주는 감동을 다시 한번 경험해 보시는 것은 어떨까요?</w:t>
       </w:r>
     </w:p>
     <w:sectPr>
